--- a/Tuan04/LeVietHoang_22679731_Tuan04.docx
+++ b/Tuan04/LeVietHoang_22679731_Tuan04.docx
@@ -4,14 +4,2275 @@
   <w:body>
     <w:p>
       <w:pPr>
-        <w:ind w:firstLine="0"/>
-        <w:rPr>
-          <w:rFonts w:ascii="Times New Roman" w:hAnsi="Times New Roman" w:cs="Times New Roman"/>
-          <w:b/>
-          <w:sz w:val="26"/>
-          <w:szCs w:val="26"/>
-        </w:rPr>
-      </w:pPr>
+        <w:pStyle w:val="Heading1"/>
+        <w:ind w:firstLine="0"/>
+      </w:pPr>
+      <w:r>
+        <w:t>Phần 1: Các lệnh cơ bản thao tác với Docker</w:t>
+      </w:r>
+    </w:p>
+    <w:p>
+      <w:pPr>
+        <w:pStyle w:val="Heading2"/>
+        <w:ind w:firstLine="0"/>
+        <w:rPr>
+          <w:rFonts w:ascii="Times New Roman" w:hAnsi="Times New Roman" w:cs="Times New Roman"/>
+          <w:b/>
+          <w:color w:val="auto"/>
+          <w:sz w:val="26"/>
+          <w:szCs w:val="26"/>
+        </w:rPr>
+      </w:pPr>
+      <w:r>
+        <w:rPr>
+          <w:rFonts w:ascii="Times New Roman" w:hAnsi="Times New Roman" w:cs="Times New Roman"/>
+          <w:b/>
+          <w:color w:val="auto"/>
+          <w:sz w:val="26"/>
+          <w:szCs w:val="26"/>
+        </w:rPr>
+        <w:t>1.</w:t>
+      </w:r>
+    </w:p>
+    <w:p>
+      <w:pPr>
+        <w:ind w:firstLine="0"/>
+      </w:pPr>
+      <w:r>
+        <w:drawing>
+          <wp:inline distT="0" distB="0" distL="0" distR="0" wp14:anchorId="77E5ACB0" wp14:editId="3AFACEE9">
+            <wp:extent cx="2905836" cy="499730"/>
+            <wp:effectExtent l="0" t="0" r="0" b="0"/>
+            <wp:docPr id="1" name="Picture 1"/>
+            <wp:cNvGraphicFramePr>
+              <a:graphicFrameLocks xmlns:a="http://schemas.openxmlformats.org/drawingml/2006/main" noChangeAspect="1"/>
+            </wp:cNvGraphicFramePr>
+            <a:graphic xmlns:a="http://schemas.openxmlformats.org/drawingml/2006/main">
+              <a:graphicData uri="http://schemas.openxmlformats.org/drawingml/2006/picture">
+                <pic:pic xmlns:pic="http://schemas.openxmlformats.org/drawingml/2006/picture">
+                  <pic:nvPicPr>
+                    <pic:cNvPr id="1" name=""/>
+                    <pic:cNvPicPr/>
+                  </pic:nvPicPr>
+                  <pic:blipFill>
+                    <a:blip r:embed="rId6"/>
+                    <a:stretch>
+                      <a:fillRect/>
+                    </a:stretch>
+                  </pic:blipFill>
+                  <pic:spPr>
+                    <a:xfrm>
+                      <a:off x="0" y="0"/>
+                      <a:ext cx="3098149" cy="532803"/>
+                    </a:xfrm>
+                    <a:prstGeom prst="rect">
+                      <a:avLst/>
+                    </a:prstGeom>
+                  </pic:spPr>
+                </pic:pic>
+              </a:graphicData>
+            </a:graphic>
+          </wp:inline>
+        </w:drawing>
+      </w:r>
+    </w:p>
+    <w:p>
+      <w:pPr>
+        <w:pStyle w:val="Heading2"/>
+        <w:ind w:firstLine="0"/>
+        <w:rPr>
+          <w:rFonts w:ascii="Times New Roman" w:hAnsi="Times New Roman" w:cs="Times New Roman"/>
+          <w:b/>
+          <w:color w:val="auto"/>
+          <w:sz w:val="26"/>
+          <w:szCs w:val="26"/>
+        </w:rPr>
+      </w:pPr>
+      <w:r>
+        <w:rPr>
+          <w:rFonts w:ascii="Times New Roman" w:hAnsi="Times New Roman" w:cs="Times New Roman"/>
+          <w:b/>
+          <w:color w:val="auto"/>
+          <w:sz w:val="26"/>
+          <w:szCs w:val="26"/>
+        </w:rPr>
+        <w:t>2</w:t>
+      </w:r>
+      <w:r>
+        <w:rPr>
+          <w:rFonts w:ascii="Times New Roman" w:hAnsi="Times New Roman" w:cs="Times New Roman"/>
+          <w:b/>
+          <w:color w:val="auto"/>
+          <w:sz w:val="26"/>
+          <w:szCs w:val="26"/>
+        </w:rPr>
+        <w:t>.</w:t>
+      </w:r>
+    </w:p>
+    <w:p>
+      <w:pPr>
+        <w:ind w:firstLine="0"/>
+      </w:pPr>
+      <w:r>
+        <w:drawing>
+          <wp:inline distT="0" distB="0" distL="0" distR="0" wp14:anchorId="2A1C269D" wp14:editId="481B11AE">
+            <wp:extent cx="6115050" cy="4195445"/>
+            <wp:effectExtent l="0" t="0" r="0" b="0"/>
+            <wp:docPr id="2" name="Picture 2"/>
+            <wp:cNvGraphicFramePr>
+              <a:graphicFrameLocks xmlns:a="http://schemas.openxmlformats.org/drawingml/2006/main" noChangeAspect="1"/>
+            </wp:cNvGraphicFramePr>
+            <a:graphic xmlns:a="http://schemas.openxmlformats.org/drawingml/2006/main">
+              <a:graphicData uri="http://schemas.openxmlformats.org/drawingml/2006/picture">
+                <pic:pic xmlns:pic="http://schemas.openxmlformats.org/drawingml/2006/picture">
+                  <pic:nvPicPr>
+                    <pic:cNvPr id="1" name=""/>
+                    <pic:cNvPicPr/>
+                  </pic:nvPicPr>
+                  <pic:blipFill>
+                    <a:blip r:embed="rId7"/>
+                    <a:stretch>
+                      <a:fillRect/>
+                    </a:stretch>
+                  </pic:blipFill>
+                  <pic:spPr>
+                    <a:xfrm>
+                      <a:off x="0" y="0"/>
+                      <a:ext cx="6115050" cy="4195445"/>
+                    </a:xfrm>
+                    <a:prstGeom prst="rect">
+                      <a:avLst/>
+                    </a:prstGeom>
+                  </pic:spPr>
+                </pic:pic>
+              </a:graphicData>
+            </a:graphic>
+          </wp:inline>
+        </w:drawing>
+      </w:r>
+    </w:p>
+    <w:p>
+      <w:pPr>
+        <w:pStyle w:val="Heading2"/>
+        <w:ind w:firstLine="0"/>
+        <w:rPr>
+          <w:rFonts w:ascii="Times New Roman" w:hAnsi="Times New Roman" w:cs="Times New Roman"/>
+          <w:b/>
+          <w:color w:val="auto"/>
+          <w:sz w:val="26"/>
+          <w:szCs w:val="26"/>
+        </w:rPr>
+      </w:pPr>
+      <w:r>
+        <w:rPr>
+          <w:rFonts w:ascii="Times New Roman" w:hAnsi="Times New Roman" w:cs="Times New Roman"/>
+          <w:b/>
+          <w:color w:val="auto"/>
+          <w:sz w:val="26"/>
+          <w:szCs w:val="26"/>
+        </w:rPr>
+        <w:t>3</w:t>
+      </w:r>
+      <w:r>
+        <w:rPr>
+          <w:rFonts w:ascii="Times New Roman" w:hAnsi="Times New Roman" w:cs="Times New Roman"/>
+          <w:b/>
+          <w:color w:val="auto"/>
+          <w:sz w:val="26"/>
+          <w:szCs w:val="26"/>
+        </w:rPr>
+        <w:t>.</w:t>
+      </w:r>
+    </w:p>
+    <w:p>
+      <w:pPr>
+        <w:ind w:firstLine="0"/>
+      </w:pPr>
+      <w:r>
+        <w:drawing>
+          <wp:inline distT="0" distB="0" distL="0" distR="0" wp14:anchorId="6329D9BC" wp14:editId="29E7C4A6">
+            <wp:extent cx="6115050" cy="2227580"/>
+            <wp:effectExtent l="0" t="0" r="0" b="1270"/>
+            <wp:docPr id="3" name="Picture 3"/>
+            <wp:cNvGraphicFramePr>
+              <a:graphicFrameLocks xmlns:a="http://schemas.openxmlformats.org/drawingml/2006/main" noChangeAspect="1"/>
+            </wp:cNvGraphicFramePr>
+            <a:graphic xmlns:a="http://schemas.openxmlformats.org/drawingml/2006/main">
+              <a:graphicData uri="http://schemas.openxmlformats.org/drawingml/2006/picture">
+                <pic:pic xmlns:pic="http://schemas.openxmlformats.org/drawingml/2006/picture">
+                  <pic:nvPicPr>
+                    <pic:cNvPr id="1" name=""/>
+                    <pic:cNvPicPr/>
+                  </pic:nvPicPr>
+                  <pic:blipFill>
+                    <a:blip r:embed="rId8"/>
+                    <a:stretch>
+                      <a:fillRect/>
+                    </a:stretch>
+                  </pic:blipFill>
+                  <pic:spPr>
+                    <a:xfrm>
+                      <a:off x="0" y="0"/>
+                      <a:ext cx="6115050" cy="2227580"/>
+                    </a:xfrm>
+                    <a:prstGeom prst="rect">
+                      <a:avLst/>
+                    </a:prstGeom>
+                  </pic:spPr>
+                </pic:pic>
+              </a:graphicData>
+            </a:graphic>
+          </wp:inline>
+        </w:drawing>
+      </w:r>
+    </w:p>
+    <w:p>
+      <w:pPr>
+        <w:pStyle w:val="Heading2"/>
+        <w:ind w:firstLine="0"/>
+        <w:rPr>
+          <w:rFonts w:ascii="Times New Roman" w:hAnsi="Times New Roman" w:cs="Times New Roman"/>
+          <w:b/>
+          <w:color w:val="auto"/>
+          <w:sz w:val="26"/>
+          <w:szCs w:val="26"/>
+        </w:rPr>
+      </w:pPr>
+      <w:r>
+        <w:rPr>
+          <w:rFonts w:ascii="Times New Roman" w:hAnsi="Times New Roman" w:cs="Times New Roman"/>
+          <w:b/>
+          <w:color w:val="auto"/>
+          <w:sz w:val="26"/>
+          <w:szCs w:val="26"/>
+        </w:rPr>
+        <w:lastRenderedPageBreak/>
+        <w:t>4</w:t>
+      </w:r>
+      <w:r>
+        <w:rPr>
+          <w:rFonts w:ascii="Times New Roman" w:hAnsi="Times New Roman" w:cs="Times New Roman"/>
+          <w:b/>
+          <w:color w:val="auto"/>
+          <w:sz w:val="26"/>
+          <w:szCs w:val="26"/>
+        </w:rPr>
+        <w:t>.</w:t>
+      </w:r>
+    </w:p>
+    <w:p>
+      <w:pPr>
+        <w:ind w:firstLine="0"/>
+      </w:pPr>
+      <w:r>
+        <w:drawing>
+          <wp:inline distT="0" distB="0" distL="0" distR="0" wp14:anchorId="221638C6" wp14:editId="498CC2DF">
+            <wp:extent cx="4639322" cy="714475"/>
+            <wp:effectExtent l="0" t="0" r="0" b="9525"/>
+            <wp:docPr id="4" name="Picture 4"/>
+            <wp:cNvGraphicFramePr>
+              <a:graphicFrameLocks xmlns:a="http://schemas.openxmlformats.org/drawingml/2006/main" noChangeAspect="1"/>
+            </wp:cNvGraphicFramePr>
+            <a:graphic xmlns:a="http://schemas.openxmlformats.org/drawingml/2006/main">
+              <a:graphicData uri="http://schemas.openxmlformats.org/drawingml/2006/picture">
+                <pic:pic xmlns:pic="http://schemas.openxmlformats.org/drawingml/2006/picture">
+                  <pic:nvPicPr>
+                    <pic:cNvPr id="1" name=""/>
+                    <pic:cNvPicPr/>
+                  </pic:nvPicPr>
+                  <pic:blipFill>
+                    <a:blip r:embed="rId9"/>
+                    <a:stretch>
+                      <a:fillRect/>
+                    </a:stretch>
+                  </pic:blipFill>
+                  <pic:spPr>
+                    <a:xfrm>
+                      <a:off x="0" y="0"/>
+                      <a:ext cx="4639322" cy="714475"/>
+                    </a:xfrm>
+                    <a:prstGeom prst="rect">
+                      <a:avLst/>
+                    </a:prstGeom>
+                  </pic:spPr>
+                </pic:pic>
+              </a:graphicData>
+            </a:graphic>
+          </wp:inline>
+        </w:drawing>
+      </w:r>
+    </w:p>
+    <w:p>
+      <w:pPr>
+        <w:pStyle w:val="Heading2"/>
+        <w:ind w:firstLine="0"/>
+        <w:rPr>
+          <w:rFonts w:ascii="Times New Roman" w:hAnsi="Times New Roman" w:cs="Times New Roman"/>
+          <w:b/>
+          <w:color w:val="auto"/>
+          <w:sz w:val="26"/>
+          <w:szCs w:val="26"/>
+        </w:rPr>
+      </w:pPr>
+      <w:r>
+        <w:rPr>
+          <w:rFonts w:ascii="Times New Roman" w:hAnsi="Times New Roman" w:cs="Times New Roman"/>
+          <w:b/>
+          <w:color w:val="auto"/>
+          <w:sz w:val="26"/>
+          <w:szCs w:val="26"/>
+        </w:rPr>
+        <w:t>5</w:t>
+      </w:r>
+      <w:r>
+        <w:rPr>
+          <w:rFonts w:ascii="Times New Roman" w:hAnsi="Times New Roman" w:cs="Times New Roman"/>
+          <w:b/>
+          <w:color w:val="auto"/>
+          <w:sz w:val="26"/>
+          <w:szCs w:val="26"/>
+        </w:rPr>
+        <w:t>.</w:t>
+      </w:r>
+    </w:p>
+    <w:p>
+      <w:pPr>
+        <w:ind w:firstLine="0"/>
+      </w:pPr>
+      <w:r>
+        <w:drawing>
+          <wp:inline distT="0" distB="0" distL="0" distR="0" wp14:anchorId="0D52CAA4" wp14:editId="4F40FCF4">
+            <wp:extent cx="4972744" cy="447737"/>
+            <wp:effectExtent l="0" t="0" r="0" b="9525"/>
+            <wp:docPr id="5" name="Picture 5"/>
+            <wp:cNvGraphicFramePr>
+              <a:graphicFrameLocks xmlns:a="http://schemas.openxmlformats.org/drawingml/2006/main" noChangeAspect="1"/>
+            </wp:cNvGraphicFramePr>
+            <a:graphic xmlns:a="http://schemas.openxmlformats.org/drawingml/2006/main">
+              <a:graphicData uri="http://schemas.openxmlformats.org/drawingml/2006/picture">
+                <pic:pic xmlns:pic="http://schemas.openxmlformats.org/drawingml/2006/picture">
+                  <pic:nvPicPr>
+                    <pic:cNvPr id="1" name=""/>
+                    <pic:cNvPicPr/>
+                  </pic:nvPicPr>
+                  <pic:blipFill>
+                    <a:blip r:embed="rId10"/>
+                    <a:stretch>
+                      <a:fillRect/>
+                    </a:stretch>
+                  </pic:blipFill>
+                  <pic:spPr>
+                    <a:xfrm>
+                      <a:off x="0" y="0"/>
+                      <a:ext cx="4972744" cy="447737"/>
+                    </a:xfrm>
+                    <a:prstGeom prst="rect">
+                      <a:avLst/>
+                    </a:prstGeom>
+                  </pic:spPr>
+                </pic:pic>
+              </a:graphicData>
+            </a:graphic>
+          </wp:inline>
+        </w:drawing>
+      </w:r>
+    </w:p>
+    <w:p>
+      <w:pPr>
+        <w:pStyle w:val="Heading2"/>
+        <w:ind w:firstLine="0"/>
+        <w:rPr>
+          <w:rFonts w:ascii="Times New Roman" w:hAnsi="Times New Roman" w:cs="Times New Roman"/>
+          <w:b/>
+          <w:color w:val="auto"/>
+          <w:sz w:val="26"/>
+          <w:szCs w:val="26"/>
+        </w:rPr>
+      </w:pPr>
+      <w:r>
+        <w:rPr>
+          <w:rFonts w:ascii="Times New Roman" w:hAnsi="Times New Roman" w:cs="Times New Roman"/>
+          <w:b/>
+          <w:color w:val="auto"/>
+          <w:sz w:val="26"/>
+          <w:szCs w:val="26"/>
+        </w:rPr>
+        <w:t>6</w:t>
+      </w:r>
+      <w:r>
+        <w:rPr>
+          <w:rFonts w:ascii="Times New Roman" w:hAnsi="Times New Roman" w:cs="Times New Roman"/>
+          <w:b/>
+          <w:color w:val="auto"/>
+          <w:sz w:val="26"/>
+          <w:szCs w:val="26"/>
+        </w:rPr>
+        <w:t>.</w:t>
+      </w:r>
+    </w:p>
+    <w:p>
+      <w:pPr>
+        <w:ind w:firstLine="0"/>
+      </w:pPr>
+      <w:r>
+        <w:drawing>
+          <wp:inline distT="0" distB="0" distL="0" distR="0" wp14:anchorId="6D17341B" wp14:editId="18320EBB">
+            <wp:extent cx="6115050" cy="450850"/>
+            <wp:effectExtent l="0" t="0" r="0" b="6350"/>
+            <wp:docPr id="7" name="Picture 7"/>
+            <wp:cNvGraphicFramePr>
+              <a:graphicFrameLocks xmlns:a="http://schemas.openxmlformats.org/drawingml/2006/main" noChangeAspect="1"/>
+            </wp:cNvGraphicFramePr>
+            <a:graphic xmlns:a="http://schemas.openxmlformats.org/drawingml/2006/main">
+              <a:graphicData uri="http://schemas.openxmlformats.org/drawingml/2006/picture">
+                <pic:pic xmlns:pic="http://schemas.openxmlformats.org/drawingml/2006/picture">
+                  <pic:nvPicPr>
+                    <pic:cNvPr id="1" name=""/>
+                    <pic:cNvPicPr/>
+                  </pic:nvPicPr>
+                  <pic:blipFill>
+                    <a:blip r:embed="rId11"/>
+                    <a:stretch>
+                      <a:fillRect/>
+                    </a:stretch>
+                  </pic:blipFill>
+                  <pic:spPr>
+                    <a:xfrm>
+                      <a:off x="0" y="0"/>
+                      <a:ext cx="6115050" cy="450850"/>
+                    </a:xfrm>
+                    <a:prstGeom prst="rect">
+                      <a:avLst/>
+                    </a:prstGeom>
+                  </pic:spPr>
+                </pic:pic>
+              </a:graphicData>
+            </a:graphic>
+          </wp:inline>
+        </w:drawing>
+      </w:r>
+    </w:p>
+    <w:p>
+      <w:pPr>
+        <w:pStyle w:val="Heading2"/>
+        <w:ind w:firstLine="0"/>
+        <w:rPr>
+          <w:rFonts w:ascii="Times New Roman" w:hAnsi="Times New Roman" w:cs="Times New Roman"/>
+          <w:b/>
+          <w:color w:val="auto"/>
+          <w:sz w:val="26"/>
+          <w:szCs w:val="26"/>
+        </w:rPr>
+      </w:pPr>
+      <w:r>
+        <w:rPr>
+          <w:rFonts w:ascii="Times New Roman" w:hAnsi="Times New Roman" w:cs="Times New Roman"/>
+          <w:b/>
+          <w:color w:val="auto"/>
+          <w:sz w:val="26"/>
+          <w:szCs w:val="26"/>
+        </w:rPr>
+        <w:t>7</w:t>
+      </w:r>
+      <w:r>
+        <w:rPr>
+          <w:rFonts w:ascii="Times New Roman" w:hAnsi="Times New Roman" w:cs="Times New Roman"/>
+          <w:b/>
+          <w:color w:val="auto"/>
+          <w:sz w:val="26"/>
+          <w:szCs w:val="26"/>
+        </w:rPr>
+        <w:t>.</w:t>
+      </w:r>
+    </w:p>
+    <w:p>
+      <w:pPr>
+        <w:ind w:firstLine="0"/>
+      </w:pPr>
+      <w:r>
+        <w:drawing>
+          <wp:inline distT="0" distB="0" distL="0" distR="0" wp14:anchorId="230ECC8B" wp14:editId="788928E1">
+            <wp:extent cx="6115050" cy="456565"/>
+            <wp:effectExtent l="0" t="0" r="0" b="635"/>
+            <wp:docPr id="8" name="Picture 8"/>
+            <wp:cNvGraphicFramePr>
+              <a:graphicFrameLocks xmlns:a="http://schemas.openxmlformats.org/drawingml/2006/main" noChangeAspect="1"/>
+            </wp:cNvGraphicFramePr>
+            <a:graphic xmlns:a="http://schemas.openxmlformats.org/drawingml/2006/main">
+              <a:graphicData uri="http://schemas.openxmlformats.org/drawingml/2006/picture">
+                <pic:pic xmlns:pic="http://schemas.openxmlformats.org/drawingml/2006/picture">
+                  <pic:nvPicPr>
+                    <pic:cNvPr id="1" name=""/>
+                    <pic:cNvPicPr/>
+                  </pic:nvPicPr>
+                  <pic:blipFill>
+                    <a:blip r:embed="rId12"/>
+                    <a:stretch>
+                      <a:fillRect/>
+                    </a:stretch>
+                  </pic:blipFill>
+                  <pic:spPr>
+                    <a:xfrm>
+                      <a:off x="0" y="0"/>
+                      <a:ext cx="6115050" cy="456565"/>
+                    </a:xfrm>
+                    <a:prstGeom prst="rect">
+                      <a:avLst/>
+                    </a:prstGeom>
+                  </pic:spPr>
+                </pic:pic>
+              </a:graphicData>
+            </a:graphic>
+          </wp:inline>
+        </w:drawing>
+      </w:r>
+    </w:p>
+    <w:p>
+      <w:pPr>
+        <w:pStyle w:val="Heading2"/>
+        <w:ind w:firstLine="0"/>
+        <w:rPr>
+          <w:rFonts w:ascii="Times New Roman" w:hAnsi="Times New Roman" w:cs="Times New Roman"/>
+          <w:b/>
+          <w:color w:val="auto"/>
+          <w:sz w:val="26"/>
+          <w:szCs w:val="26"/>
+        </w:rPr>
+      </w:pPr>
+      <w:r>
+        <w:rPr>
+          <w:rFonts w:ascii="Times New Roman" w:hAnsi="Times New Roman" w:cs="Times New Roman"/>
+          <w:b/>
+          <w:color w:val="auto"/>
+          <w:sz w:val="26"/>
+          <w:szCs w:val="26"/>
+        </w:rPr>
+        <w:t>8</w:t>
+      </w:r>
+      <w:r>
+        <w:rPr>
+          <w:rFonts w:ascii="Times New Roman" w:hAnsi="Times New Roman" w:cs="Times New Roman"/>
+          <w:b/>
+          <w:color w:val="auto"/>
+          <w:sz w:val="26"/>
+          <w:szCs w:val="26"/>
+        </w:rPr>
+        <w:t>.</w:t>
+      </w:r>
+    </w:p>
+    <w:p>
+      <w:pPr>
+        <w:ind w:firstLine="0"/>
+      </w:pPr>
+      <w:r>
+        <w:drawing>
+          <wp:inline distT="0" distB="0" distL="0" distR="0" wp14:anchorId="26A100A4" wp14:editId="0AC7163B">
+            <wp:extent cx="6115050" cy="3498215"/>
+            <wp:effectExtent l="0" t="0" r="0" b="6985"/>
+            <wp:docPr id="9" name="Picture 9"/>
+            <wp:cNvGraphicFramePr>
+              <a:graphicFrameLocks xmlns:a="http://schemas.openxmlformats.org/drawingml/2006/main" noChangeAspect="1"/>
+            </wp:cNvGraphicFramePr>
+            <a:graphic xmlns:a="http://schemas.openxmlformats.org/drawingml/2006/main">
+              <a:graphicData uri="http://schemas.openxmlformats.org/drawingml/2006/picture">
+                <pic:pic xmlns:pic="http://schemas.openxmlformats.org/drawingml/2006/picture">
+                  <pic:nvPicPr>
+                    <pic:cNvPr id="1" name=""/>
+                    <pic:cNvPicPr/>
+                  </pic:nvPicPr>
+                  <pic:blipFill>
+                    <a:blip r:embed="rId13"/>
+                    <a:stretch>
+                      <a:fillRect/>
+                    </a:stretch>
+                  </pic:blipFill>
+                  <pic:spPr>
+                    <a:xfrm>
+                      <a:off x="0" y="0"/>
+                      <a:ext cx="6115050" cy="3498215"/>
+                    </a:xfrm>
+                    <a:prstGeom prst="rect">
+                      <a:avLst/>
+                    </a:prstGeom>
+                  </pic:spPr>
+                </pic:pic>
+              </a:graphicData>
+            </a:graphic>
+          </wp:inline>
+        </w:drawing>
+      </w:r>
+    </w:p>
+    <w:p>
+      <w:pPr>
+        <w:pStyle w:val="Heading2"/>
+        <w:ind w:firstLine="0"/>
+        <w:rPr>
+          <w:rFonts w:ascii="Times New Roman" w:hAnsi="Times New Roman" w:cs="Times New Roman"/>
+          <w:b/>
+          <w:color w:val="auto"/>
+          <w:sz w:val="26"/>
+          <w:szCs w:val="26"/>
+        </w:rPr>
+      </w:pPr>
+      <w:r>
+        <w:rPr>
+          <w:rFonts w:ascii="Times New Roman" w:hAnsi="Times New Roman" w:cs="Times New Roman"/>
+          <w:b/>
+          <w:color w:val="auto"/>
+          <w:sz w:val="26"/>
+          <w:szCs w:val="26"/>
+        </w:rPr>
+        <w:t>9</w:t>
+      </w:r>
+      <w:r>
+        <w:rPr>
+          <w:rFonts w:ascii="Times New Roman" w:hAnsi="Times New Roman" w:cs="Times New Roman"/>
+          <w:b/>
+          <w:color w:val="auto"/>
+          <w:sz w:val="26"/>
+          <w:szCs w:val="26"/>
+        </w:rPr>
+        <w:t>.</w:t>
+      </w:r>
+    </w:p>
+    <w:p>
+      <w:pPr>
+        <w:ind w:firstLine="0"/>
+      </w:pPr>
+      <w:r>
+        <w:drawing>
+          <wp:inline distT="0" distB="0" distL="0" distR="0" wp14:anchorId="7E048D7F" wp14:editId="0FB52EFC">
+            <wp:extent cx="4277322" cy="704948"/>
+            <wp:effectExtent l="0" t="0" r="9525" b="0"/>
+            <wp:docPr id="10" name="Picture 10"/>
+            <wp:cNvGraphicFramePr>
+              <a:graphicFrameLocks xmlns:a="http://schemas.openxmlformats.org/drawingml/2006/main" noChangeAspect="1"/>
+            </wp:cNvGraphicFramePr>
+            <a:graphic xmlns:a="http://schemas.openxmlformats.org/drawingml/2006/main">
+              <a:graphicData uri="http://schemas.openxmlformats.org/drawingml/2006/picture">
+                <pic:pic xmlns:pic="http://schemas.openxmlformats.org/drawingml/2006/picture">
+                  <pic:nvPicPr>
+                    <pic:cNvPr id="1" name=""/>
+                    <pic:cNvPicPr/>
+                  </pic:nvPicPr>
+                  <pic:blipFill>
+                    <a:blip r:embed="rId14"/>
+                    <a:stretch>
+                      <a:fillRect/>
+                    </a:stretch>
+                  </pic:blipFill>
+                  <pic:spPr>
+                    <a:xfrm>
+                      <a:off x="0" y="0"/>
+                      <a:ext cx="4277322" cy="704948"/>
+                    </a:xfrm>
+                    <a:prstGeom prst="rect">
+                      <a:avLst/>
+                    </a:prstGeom>
+                  </pic:spPr>
+                </pic:pic>
+              </a:graphicData>
+            </a:graphic>
+          </wp:inline>
+        </w:drawing>
+      </w:r>
+    </w:p>
+    <w:p>
+      <w:pPr>
+        <w:pStyle w:val="Heading2"/>
+        <w:ind w:firstLine="0"/>
+        <w:rPr>
+          <w:rFonts w:ascii="Times New Roman" w:hAnsi="Times New Roman" w:cs="Times New Roman"/>
+          <w:b/>
+          <w:color w:val="auto"/>
+          <w:sz w:val="26"/>
+          <w:szCs w:val="26"/>
+        </w:rPr>
+      </w:pPr>
+      <w:r>
+        <w:rPr>
+          <w:rFonts w:ascii="Times New Roman" w:hAnsi="Times New Roman" w:cs="Times New Roman"/>
+          <w:b/>
+          <w:color w:val="auto"/>
+          <w:sz w:val="26"/>
+          <w:szCs w:val="26"/>
+        </w:rPr>
+        <w:t>10</w:t>
+      </w:r>
+      <w:r>
+        <w:rPr>
+          <w:rFonts w:ascii="Times New Roman" w:hAnsi="Times New Roman" w:cs="Times New Roman"/>
+          <w:b/>
+          <w:color w:val="auto"/>
+          <w:sz w:val="26"/>
+          <w:szCs w:val="26"/>
+        </w:rPr>
+        <w:t>.</w:t>
+      </w:r>
+    </w:p>
+    <w:p>
+      <w:pPr>
+        <w:ind w:firstLine="0"/>
+      </w:pPr>
+      <w:r>
+        <w:drawing>
+          <wp:inline distT="0" distB="0" distL="0" distR="0" wp14:anchorId="79E62E62" wp14:editId="0E8E6A74">
+            <wp:extent cx="3334215" cy="390580"/>
+            <wp:effectExtent l="0" t="0" r="0" b="9525"/>
+            <wp:docPr id="11" name="Picture 11"/>
+            <wp:cNvGraphicFramePr>
+              <a:graphicFrameLocks xmlns:a="http://schemas.openxmlformats.org/drawingml/2006/main" noChangeAspect="1"/>
+            </wp:cNvGraphicFramePr>
+            <a:graphic xmlns:a="http://schemas.openxmlformats.org/drawingml/2006/main">
+              <a:graphicData uri="http://schemas.openxmlformats.org/drawingml/2006/picture">
+                <pic:pic xmlns:pic="http://schemas.openxmlformats.org/drawingml/2006/picture">
+                  <pic:nvPicPr>
+                    <pic:cNvPr id="1" name=""/>
+                    <pic:cNvPicPr/>
+                  </pic:nvPicPr>
+                  <pic:blipFill>
+                    <a:blip r:embed="rId15"/>
+                    <a:stretch>
+                      <a:fillRect/>
+                    </a:stretch>
+                  </pic:blipFill>
+                  <pic:spPr>
+                    <a:xfrm>
+                      <a:off x="0" y="0"/>
+                      <a:ext cx="3334215" cy="390580"/>
+                    </a:xfrm>
+                    <a:prstGeom prst="rect">
+                      <a:avLst/>
+                    </a:prstGeom>
+                  </pic:spPr>
+                </pic:pic>
+              </a:graphicData>
+            </a:graphic>
+          </wp:inline>
+        </w:drawing>
+      </w:r>
+    </w:p>
+    <w:p>
+      <w:pPr>
+        <w:pStyle w:val="Heading2"/>
+        <w:ind w:firstLine="0"/>
+        <w:rPr>
+          <w:rFonts w:ascii="Times New Roman" w:hAnsi="Times New Roman" w:cs="Times New Roman"/>
+          <w:b/>
+          <w:color w:val="auto"/>
+          <w:sz w:val="26"/>
+          <w:szCs w:val="26"/>
+        </w:rPr>
+      </w:pPr>
+      <w:r>
+        <w:rPr>
+          <w:rFonts w:ascii="Times New Roman" w:hAnsi="Times New Roman" w:cs="Times New Roman"/>
+          <w:b/>
+          <w:color w:val="auto"/>
+          <w:sz w:val="26"/>
+          <w:szCs w:val="26"/>
+        </w:rPr>
+        <w:lastRenderedPageBreak/>
+        <w:t>11</w:t>
+      </w:r>
+      <w:r>
+        <w:rPr>
+          <w:rFonts w:ascii="Times New Roman" w:hAnsi="Times New Roman" w:cs="Times New Roman"/>
+          <w:b/>
+          <w:color w:val="auto"/>
+          <w:sz w:val="26"/>
+          <w:szCs w:val="26"/>
+        </w:rPr>
+        <w:t>.</w:t>
+      </w:r>
+    </w:p>
+    <w:p>
+      <w:pPr>
+        <w:ind w:firstLine="0"/>
+      </w:pPr>
+      <w:r>
+        <w:drawing>
+          <wp:inline distT="0" distB="0" distL="0" distR="0" wp14:anchorId="4C7C2F24" wp14:editId="53294361">
+            <wp:extent cx="3515216" cy="342948"/>
+            <wp:effectExtent l="0" t="0" r="0" b="0"/>
+            <wp:docPr id="12" name="Picture 12"/>
+            <wp:cNvGraphicFramePr>
+              <a:graphicFrameLocks xmlns:a="http://schemas.openxmlformats.org/drawingml/2006/main" noChangeAspect="1"/>
+            </wp:cNvGraphicFramePr>
+            <a:graphic xmlns:a="http://schemas.openxmlformats.org/drawingml/2006/main">
+              <a:graphicData uri="http://schemas.openxmlformats.org/drawingml/2006/picture">
+                <pic:pic xmlns:pic="http://schemas.openxmlformats.org/drawingml/2006/picture">
+                  <pic:nvPicPr>
+                    <pic:cNvPr id="1" name=""/>
+                    <pic:cNvPicPr/>
+                  </pic:nvPicPr>
+                  <pic:blipFill>
+                    <a:blip r:embed="rId16"/>
+                    <a:stretch>
+                      <a:fillRect/>
+                    </a:stretch>
+                  </pic:blipFill>
+                  <pic:spPr>
+                    <a:xfrm>
+                      <a:off x="0" y="0"/>
+                      <a:ext cx="3515216" cy="342948"/>
+                    </a:xfrm>
+                    <a:prstGeom prst="rect">
+                      <a:avLst/>
+                    </a:prstGeom>
+                  </pic:spPr>
+                </pic:pic>
+              </a:graphicData>
+            </a:graphic>
+          </wp:inline>
+        </w:drawing>
+      </w:r>
+    </w:p>
+    <w:p>
+      <w:pPr>
+        <w:pStyle w:val="Heading2"/>
+        <w:ind w:firstLine="0"/>
+        <w:rPr>
+          <w:rFonts w:ascii="Times New Roman" w:hAnsi="Times New Roman" w:cs="Times New Roman"/>
+          <w:b/>
+          <w:color w:val="auto"/>
+          <w:sz w:val="26"/>
+          <w:szCs w:val="26"/>
+        </w:rPr>
+      </w:pPr>
+      <w:r>
+        <w:rPr>
+          <w:rFonts w:ascii="Times New Roman" w:hAnsi="Times New Roman" w:cs="Times New Roman"/>
+          <w:b/>
+          <w:color w:val="auto"/>
+          <w:sz w:val="26"/>
+          <w:szCs w:val="26"/>
+        </w:rPr>
+        <w:t>12</w:t>
+      </w:r>
+      <w:r>
+        <w:rPr>
+          <w:rFonts w:ascii="Times New Roman" w:hAnsi="Times New Roman" w:cs="Times New Roman"/>
+          <w:b/>
+          <w:color w:val="auto"/>
+          <w:sz w:val="26"/>
+          <w:szCs w:val="26"/>
+        </w:rPr>
+        <w:t>.</w:t>
+      </w:r>
+    </w:p>
+    <w:p>
+      <w:pPr>
+        <w:ind w:firstLine="0"/>
+      </w:pPr>
+      <w:r>
+        <w:drawing>
+          <wp:inline distT="0" distB="0" distL="0" distR="0" wp14:anchorId="673627F8" wp14:editId="23A83502">
+            <wp:extent cx="3048425" cy="409632"/>
+            <wp:effectExtent l="0" t="0" r="0" b="9525"/>
+            <wp:docPr id="13" name="Picture 13"/>
+            <wp:cNvGraphicFramePr>
+              <a:graphicFrameLocks xmlns:a="http://schemas.openxmlformats.org/drawingml/2006/main" noChangeAspect="1"/>
+            </wp:cNvGraphicFramePr>
+            <a:graphic xmlns:a="http://schemas.openxmlformats.org/drawingml/2006/main">
+              <a:graphicData uri="http://schemas.openxmlformats.org/drawingml/2006/picture">
+                <pic:pic xmlns:pic="http://schemas.openxmlformats.org/drawingml/2006/picture">
+                  <pic:nvPicPr>
+                    <pic:cNvPr id="1" name=""/>
+                    <pic:cNvPicPr/>
+                  </pic:nvPicPr>
+                  <pic:blipFill>
+                    <a:blip r:embed="rId17"/>
+                    <a:stretch>
+                      <a:fillRect/>
+                    </a:stretch>
+                  </pic:blipFill>
+                  <pic:spPr>
+                    <a:xfrm>
+                      <a:off x="0" y="0"/>
+                      <a:ext cx="3048425" cy="409632"/>
+                    </a:xfrm>
+                    <a:prstGeom prst="rect">
+                      <a:avLst/>
+                    </a:prstGeom>
+                  </pic:spPr>
+                </pic:pic>
+              </a:graphicData>
+            </a:graphic>
+          </wp:inline>
+        </w:drawing>
+      </w:r>
+    </w:p>
+    <w:p>
+      <w:pPr>
+        <w:pStyle w:val="Heading2"/>
+        <w:ind w:firstLine="0"/>
+        <w:rPr>
+          <w:rFonts w:ascii="Times New Roman" w:hAnsi="Times New Roman" w:cs="Times New Roman"/>
+          <w:b/>
+          <w:color w:val="auto"/>
+          <w:sz w:val="26"/>
+          <w:szCs w:val="26"/>
+        </w:rPr>
+      </w:pPr>
+      <w:r>
+        <w:rPr>
+          <w:rFonts w:ascii="Times New Roman" w:hAnsi="Times New Roman" w:cs="Times New Roman"/>
+          <w:b/>
+          <w:color w:val="auto"/>
+          <w:sz w:val="26"/>
+          <w:szCs w:val="26"/>
+        </w:rPr>
+        <w:t>13</w:t>
+      </w:r>
+      <w:r>
+        <w:rPr>
+          <w:rFonts w:ascii="Times New Roman" w:hAnsi="Times New Roman" w:cs="Times New Roman"/>
+          <w:b/>
+          <w:color w:val="auto"/>
+          <w:sz w:val="26"/>
+          <w:szCs w:val="26"/>
+        </w:rPr>
+        <w:t>.</w:t>
+      </w:r>
+    </w:p>
+    <w:p>
+      <w:pPr>
+        <w:ind w:firstLine="0"/>
+      </w:pPr>
+      <w:r>
+        <w:drawing>
+          <wp:inline distT="0" distB="0" distL="0" distR="0" wp14:anchorId="30FE15BE" wp14:editId="23A5D451">
+            <wp:extent cx="4338084" cy="1072243"/>
+            <wp:effectExtent l="0" t="0" r="5715" b="0"/>
+            <wp:docPr id="14" name="Picture 14"/>
+            <wp:cNvGraphicFramePr>
+              <a:graphicFrameLocks xmlns:a="http://schemas.openxmlformats.org/drawingml/2006/main" noChangeAspect="1"/>
+            </wp:cNvGraphicFramePr>
+            <a:graphic xmlns:a="http://schemas.openxmlformats.org/drawingml/2006/main">
+              <a:graphicData uri="http://schemas.openxmlformats.org/drawingml/2006/picture">
+                <pic:pic xmlns:pic="http://schemas.openxmlformats.org/drawingml/2006/picture">
+                  <pic:nvPicPr>
+                    <pic:cNvPr id="1" name=""/>
+                    <pic:cNvPicPr/>
+                  </pic:nvPicPr>
+                  <pic:blipFill>
+                    <a:blip r:embed="rId18"/>
+                    <a:stretch>
+                      <a:fillRect/>
+                    </a:stretch>
+                  </pic:blipFill>
+                  <pic:spPr>
+                    <a:xfrm>
+                      <a:off x="0" y="0"/>
+                      <a:ext cx="4345349" cy="1074039"/>
+                    </a:xfrm>
+                    <a:prstGeom prst="rect">
+                      <a:avLst/>
+                    </a:prstGeom>
+                  </pic:spPr>
+                </pic:pic>
+              </a:graphicData>
+            </a:graphic>
+          </wp:inline>
+        </w:drawing>
+      </w:r>
+    </w:p>
+    <w:p>
+      <w:pPr>
+        <w:pStyle w:val="Heading2"/>
+        <w:ind w:firstLine="0"/>
+        <w:rPr>
+          <w:rFonts w:ascii="Times New Roman" w:hAnsi="Times New Roman" w:cs="Times New Roman"/>
+          <w:b/>
+          <w:color w:val="auto"/>
+          <w:sz w:val="26"/>
+          <w:szCs w:val="26"/>
+        </w:rPr>
+      </w:pPr>
+      <w:r>
+        <w:rPr>
+          <w:rFonts w:ascii="Times New Roman" w:hAnsi="Times New Roman" w:cs="Times New Roman"/>
+          <w:b/>
+          <w:color w:val="auto"/>
+          <w:sz w:val="26"/>
+          <w:szCs w:val="26"/>
+        </w:rPr>
+        <w:t>14</w:t>
+      </w:r>
+      <w:r>
+        <w:rPr>
+          <w:rFonts w:ascii="Times New Roman" w:hAnsi="Times New Roman" w:cs="Times New Roman"/>
+          <w:b/>
+          <w:color w:val="auto"/>
+          <w:sz w:val="26"/>
+          <w:szCs w:val="26"/>
+        </w:rPr>
+        <w:t>.</w:t>
+      </w:r>
+    </w:p>
+    <w:p>
+      <w:pPr>
+        <w:ind w:firstLine="0"/>
+      </w:pPr>
+      <w:r>
+        <w:drawing>
+          <wp:inline distT="0" distB="0" distL="0" distR="0" wp14:anchorId="2B35096E" wp14:editId="1FD1A39B">
+            <wp:extent cx="5528930" cy="705039"/>
+            <wp:effectExtent l="0" t="0" r="0" b="0"/>
+            <wp:docPr id="15" name="Picture 15"/>
+            <wp:cNvGraphicFramePr>
+              <a:graphicFrameLocks xmlns:a="http://schemas.openxmlformats.org/drawingml/2006/main" noChangeAspect="1"/>
+            </wp:cNvGraphicFramePr>
+            <a:graphic xmlns:a="http://schemas.openxmlformats.org/drawingml/2006/main">
+              <a:graphicData uri="http://schemas.openxmlformats.org/drawingml/2006/picture">
+                <pic:pic xmlns:pic="http://schemas.openxmlformats.org/drawingml/2006/picture">
+                  <pic:nvPicPr>
+                    <pic:cNvPr id="1" name=""/>
+                    <pic:cNvPicPr/>
+                  </pic:nvPicPr>
+                  <pic:blipFill>
+                    <a:blip r:embed="rId19"/>
+                    <a:stretch>
+                      <a:fillRect/>
+                    </a:stretch>
+                  </pic:blipFill>
+                  <pic:spPr>
+                    <a:xfrm>
+                      <a:off x="0" y="0"/>
+                      <a:ext cx="5586953" cy="712438"/>
+                    </a:xfrm>
+                    <a:prstGeom prst="rect">
+                      <a:avLst/>
+                    </a:prstGeom>
+                  </pic:spPr>
+                </pic:pic>
+              </a:graphicData>
+            </a:graphic>
+          </wp:inline>
+        </w:drawing>
+      </w:r>
+    </w:p>
+    <w:p>
+      <w:pPr>
+        <w:pStyle w:val="Heading2"/>
+        <w:ind w:firstLine="0"/>
+        <w:rPr>
+          <w:rFonts w:ascii="Times New Roman" w:hAnsi="Times New Roman" w:cs="Times New Roman"/>
+          <w:b/>
+          <w:color w:val="auto"/>
+          <w:sz w:val="26"/>
+          <w:szCs w:val="26"/>
+        </w:rPr>
+      </w:pPr>
+      <w:r>
+        <w:rPr>
+          <w:rFonts w:ascii="Times New Roman" w:hAnsi="Times New Roman" w:cs="Times New Roman"/>
+          <w:b/>
+          <w:color w:val="auto"/>
+          <w:sz w:val="26"/>
+          <w:szCs w:val="26"/>
+        </w:rPr>
+        <w:t>15</w:t>
+      </w:r>
+      <w:r>
+        <w:rPr>
+          <w:rFonts w:ascii="Times New Roman" w:hAnsi="Times New Roman" w:cs="Times New Roman"/>
+          <w:b/>
+          <w:color w:val="auto"/>
+          <w:sz w:val="26"/>
+          <w:szCs w:val="26"/>
+        </w:rPr>
+        <w:t>.</w:t>
+      </w:r>
+    </w:p>
+    <w:p>
+      <w:pPr>
+        <w:ind w:firstLine="0"/>
+      </w:pPr>
+      <w:r>
+        <w:drawing>
+          <wp:inline distT="0" distB="0" distL="0" distR="0" wp14:anchorId="1F85D001" wp14:editId="242A03AD">
+            <wp:extent cx="5497033" cy="1237546"/>
+            <wp:effectExtent l="0" t="0" r="0" b="1270"/>
+            <wp:docPr id="16" name="Picture 16"/>
+            <wp:cNvGraphicFramePr>
+              <a:graphicFrameLocks xmlns:a="http://schemas.openxmlformats.org/drawingml/2006/main" noChangeAspect="1"/>
+            </wp:cNvGraphicFramePr>
+            <a:graphic xmlns:a="http://schemas.openxmlformats.org/drawingml/2006/main">
+              <a:graphicData uri="http://schemas.openxmlformats.org/drawingml/2006/picture">
+                <pic:pic xmlns:pic="http://schemas.openxmlformats.org/drawingml/2006/picture">
+                  <pic:nvPicPr>
+                    <pic:cNvPr id="1" name=""/>
+                    <pic:cNvPicPr/>
+                  </pic:nvPicPr>
+                  <pic:blipFill>
+                    <a:blip r:embed="rId20"/>
+                    <a:stretch>
+                      <a:fillRect/>
+                    </a:stretch>
+                  </pic:blipFill>
+                  <pic:spPr>
+                    <a:xfrm>
+                      <a:off x="0" y="0"/>
+                      <a:ext cx="5537073" cy="1246560"/>
+                    </a:xfrm>
+                    <a:prstGeom prst="rect">
+                      <a:avLst/>
+                    </a:prstGeom>
+                  </pic:spPr>
+                </pic:pic>
+              </a:graphicData>
+            </a:graphic>
+          </wp:inline>
+        </w:drawing>
+      </w:r>
+    </w:p>
+    <w:p>
+      <w:pPr>
+        <w:pStyle w:val="Heading2"/>
+        <w:ind w:firstLine="0"/>
+        <w:rPr>
+          <w:rFonts w:ascii="Times New Roman" w:hAnsi="Times New Roman" w:cs="Times New Roman"/>
+          <w:b/>
+          <w:color w:val="auto"/>
+          <w:sz w:val="26"/>
+          <w:szCs w:val="26"/>
+        </w:rPr>
+      </w:pPr>
+      <w:r>
+        <w:rPr>
+          <w:rFonts w:ascii="Times New Roman" w:hAnsi="Times New Roman" w:cs="Times New Roman"/>
+          <w:b/>
+          <w:color w:val="auto"/>
+          <w:sz w:val="26"/>
+          <w:szCs w:val="26"/>
+        </w:rPr>
+        <w:t>16</w:t>
+      </w:r>
+      <w:r>
+        <w:rPr>
+          <w:rFonts w:ascii="Times New Roman" w:hAnsi="Times New Roman" w:cs="Times New Roman"/>
+          <w:b/>
+          <w:color w:val="auto"/>
+          <w:sz w:val="26"/>
+          <w:szCs w:val="26"/>
+        </w:rPr>
+        <w:t>.</w:t>
+      </w:r>
+    </w:p>
+    <w:p>
+      <w:pPr>
+        <w:ind w:firstLine="0"/>
+      </w:pPr>
+      <w:r>
+        <w:drawing>
+          <wp:inline distT="0" distB="0" distL="0" distR="0" wp14:anchorId="742F2841" wp14:editId="50D312E3">
+            <wp:extent cx="5916290" cy="3327990"/>
+            <wp:effectExtent l="0" t="0" r="8890" b="6350"/>
+            <wp:docPr id="17" name="Picture 17"/>
+            <wp:cNvGraphicFramePr>
+              <a:graphicFrameLocks xmlns:a="http://schemas.openxmlformats.org/drawingml/2006/main" noChangeAspect="1"/>
+            </wp:cNvGraphicFramePr>
+            <a:graphic xmlns:a="http://schemas.openxmlformats.org/drawingml/2006/main">
+              <a:graphicData uri="http://schemas.openxmlformats.org/drawingml/2006/picture">
+                <pic:pic xmlns:pic="http://schemas.openxmlformats.org/drawingml/2006/picture">
+                  <pic:nvPicPr>
+                    <pic:cNvPr id="1" name=""/>
+                    <pic:cNvPicPr/>
+                  </pic:nvPicPr>
+                  <pic:blipFill>
+                    <a:blip r:embed="rId21"/>
+                    <a:stretch>
+                      <a:fillRect/>
+                    </a:stretch>
+                  </pic:blipFill>
+                  <pic:spPr>
+                    <a:xfrm>
+                      <a:off x="0" y="0"/>
+                      <a:ext cx="5994581" cy="3372030"/>
+                    </a:xfrm>
+                    <a:prstGeom prst="rect">
+                      <a:avLst/>
+                    </a:prstGeom>
+                  </pic:spPr>
+                </pic:pic>
+              </a:graphicData>
+            </a:graphic>
+          </wp:inline>
+        </w:drawing>
+      </w:r>
+    </w:p>
+    <w:p>
+      <w:pPr>
+        <w:pStyle w:val="Heading2"/>
+        <w:ind w:firstLine="0"/>
+        <w:rPr>
+          <w:rFonts w:ascii="Times New Roman" w:hAnsi="Times New Roman" w:cs="Times New Roman"/>
+          <w:b/>
+          <w:color w:val="auto"/>
+          <w:sz w:val="26"/>
+          <w:szCs w:val="26"/>
+        </w:rPr>
+      </w:pPr>
+      <w:r>
+        <w:rPr>
+          <w:rFonts w:ascii="Times New Roman" w:hAnsi="Times New Roman" w:cs="Times New Roman"/>
+          <w:b/>
+          <w:color w:val="auto"/>
+          <w:sz w:val="26"/>
+          <w:szCs w:val="26"/>
+        </w:rPr>
+        <w:lastRenderedPageBreak/>
+        <w:t>17</w:t>
+      </w:r>
+      <w:r>
+        <w:rPr>
+          <w:rFonts w:ascii="Times New Roman" w:hAnsi="Times New Roman" w:cs="Times New Roman"/>
+          <w:b/>
+          <w:color w:val="auto"/>
+          <w:sz w:val="26"/>
+          <w:szCs w:val="26"/>
+        </w:rPr>
+        <w:t>.</w:t>
+      </w:r>
+    </w:p>
+    <w:p>
+      <w:pPr>
+        <w:ind w:firstLine="0"/>
+      </w:pPr>
+      <w:r>
+        <w:drawing>
+          <wp:inline distT="0" distB="0" distL="0" distR="0" wp14:anchorId="2D2B194D" wp14:editId="5F31B9BA">
+            <wp:extent cx="6115050" cy="3439795"/>
+            <wp:effectExtent l="0" t="0" r="0" b="8255"/>
+            <wp:docPr id="18" name="Picture 18"/>
+            <wp:cNvGraphicFramePr>
+              <a:graphicFrameLocks xmlns:a="http://schemas.openxmlformats.org/drawingml/2006/main" noChangeAspect="1"/>
+            </wp:cNvGraphicFramePr>
+            <a:graphic xmlns:a="http://schemas.openxmlformats.org/drawingml/2006/main">
+              <a:graphicData uri="http://schemas.openxmlformats.org/drawingml/2006/picture">
+                <pic:pic xmlns:pic="http://schemas.openxmlformats.org/drawingml/2006/picture">
+                  <pic:nvPicPr>
+                    <pic:cNvPr id="1" name=""/>
+                    <pic:cNvPicPr/>
+                  </pic:nvPicPr>
+                  <pic:blipFill>
+                    <a:blip r:embed="rId22"/>
+                    <a:stretch>
+                      <a:fillRect/>
+                    </a:stretch>
+                  </pic:blipFill>
+                  <pic:spPr>
+                    <a:xfrm>
+                      <a:off x="0" y="0"/>
+                      <a:ext cx="6115050" cy="3439795"/>
+                    </a:xfrm>
+                    <a:prstGeom prst="rect">
+                      <a:avLst/>
+                    </a:prstGeom>
+                  </pic:spPr>
+                </pic:pic>
+              </a:graphicData>
+            </a:graphic>
+          </wp:inline>
+        </w:drawing>
+      </w:r>
+    </w:p>
+    <w:p>
+      <w:pPr>
+        <w:pStyle w:val="Heading2"/>
+        <w:ind w:firstLine="0"/>
+        <w:rPr>
+          <w:rFonts w:ascii="Times New Roman" w:hAnsi="Times New Roman" w:cs="Times New Roman"/>
+          <w:b/>
+          <w:color w:val="auto"/>
+          <w:sz w:val="26"/>
+          <w:szCs w:val="26"/>
+        </w:rPr>
+      </w:pPr>
+      <w:r>
+        <w:rPr>
+          <w:rFonts w:ascii="Times New Roman" w:hAnsi="Times New Roman" w:cs="Times New Roman"/>
+          <w:b/>
+          <w:color w:val="auto"/>
+          <w:sz w:val="26"/>
+          <w:szCs w:val="26"/>
+        </w:rPr>
+        <w:t>18</w:t>
+      </w:r>
+      <w:r>
+        <w:rPr>
+          <w:rFonts w:ascii="Times New Roman" w:hAnsi="Times New Roman" w:cs="Times New Roman"/>
+          <w:b/>
+          <w:color w:val="auto"/>
+          <w:sz w:val="26"/>
+          <w:szCs w:val="26"/>
+        </w:rPr>
+        <w:t>.</w:t>
+      </w:r>
+    </w:p>
+    <w:p>
+      <w:pPr>
+        <w:ind w:firstLine="0"/>
+      </w:pPr>
+      <w:r>
+        <w:drawing>
+          <wp:inline distT="0" distB="0" distL="0" distR="0" wp14:anchorId="1C1C8643" wp14:editId="0D5780CD">
+            <wp:extent cx="5001323" cy="428685"/>
+            <wp:effectExtent l="0" t="0" r="0" b="9525"/>
+            <wp:docPr id="20" name="Picture 20"/>
+            <wp:cNvGraphicFramePr>
+              <a:graphicFrameLocks xmlns:a="http://schemas.openxmlformats.org/drawingml/2006/main" noChangeAspect="1"/>
+            </wp:cNvGraphicFramePr>
+            <a:graphic xmlns:a="http://schemas.openxmlformats.org/drawingml/2006/main">
+              <a:graphicData uri="http://schemas.openxmlformats.org/drawingml/2006/picture">
+                <pic:pic xmlns:pic="http://schemas.openxmlformats.org/drawingml/2006/picture">
+                  <pic:nvPicPr>
+                    <pic:cNvPr id="1" name=""/>
+                    <pic:cNvPicPr/>
+                  </pic:nvPicPr>
+                  <pic:blipFill>
+                    <a:blip r:embed="rId23"/>
+                    <a:stretch>
+                      <a:fillRect/>
+                    </a:stretch>
+                  </pic:blipFill>
+                  <pic:spPr>
+                    <a:xfrm>
+                      <a:off x="0" y="0"/>
+                      <a:ext cx="5001323" cy="428685"/>
+                    </a:xfrm>
+                    <a:prstGeom prst="rect">
+                      <a:avLst/>
+                    </a:prstGeom>
+                  </pic:spPr>
+                </pic:pic>
+              </a:graphicData>
+            </a:graphic>
+          </wp:inline>
+        </w:drawing>
+      </w:r>
+    </w:p>
+    <w:p>
+      <w:pPr>
+        <w:pStyle w:val="Heading2"/>
+        <w:ind w:firstLine="0"/>
+        <w:rPr>
+          <w:rFonts w:ascii="Times New Roman" w:hAnsi="Times New Roman" w:cs="Times New Roman"/>
+          <w:b/>
+          <w:color w:val="auto"/>
+          <w:sz w:val="26"/>
+          <w:szCs w:val="26"/>
+        </w:rPr>
+      </w:pPr>
+      <w:r>
+        <w:rPr>
+          <w:rFonts w:ascii="Times New Roman" w:hAnsi="Times New Roman" w:cs="Times New Roman"/>
+          <w:b/>
+          <w:color w:val="auto"/>
+          <w:sz w:val="26"/>
+          <w:szCs w:val="26"/>
+        </w:rPr>
+        <w:t>19</w:t>
+      </w:r>
+      <w:r>
+        <w:rPr>
+          <w:rFonts w:ascii="Times New Roman" w:hAnsi="Times New Roman" w:cs="Times New Roman"/>
+          <w:b/>
+          <w:color w:val="auto"/>
+          <w:sz w:val="26"/>
+          <w:szCs w:val="26"/>
+        </w:rPr>
+        <w:t>.</w:t>
+      </w:r>
+    </w:p>
+    <w:p>
+      <w:pPr>
+        <w:ind w:firstLine="0"/>
+      </w:pPr>
+      <w:r>
+        <w:drawing>
+          <wp:inline distT="0" distB="0" distL="0" distR="0" wp14:anchorId="37026460" wp14:editId="71D17F2E">
+            <wp:extent cx="2695951" cy="628738"/>
+            <wp:effectExtent l="0" t="0" r="0" b="0"/>
+            <wp:docPr id="21" name="Picture 21"/>
+            <wp:cNvGraphicFramePr>
+              <a:graphicFrameLocks xmlns:a="http://schemas.openxmlformats.org/drawingml/2006/main" noChangeAspect="1"/>
+            </wp:cNvGraphicFramePr>
+            <a:graphic xmlns:a="http://schemas.openxmlformats.org/drawingml/2006/main">
+              <a:graphicData uri="http://schemas.openxmlformats.org/drawingml/2006/picture">
+                <pic:pic xmlns:pic="http://schemas.openxmlformats.org/drawingml/2006/picture">
+                  <pic:nvPicPr>
+                    <pic:cNvPr id="1" name=""/>
+                    <pic:cNvPicPr/>
+                  </pic:nvPicPr>
+                  <pic:blipFill>
+                    <a:blip r:embed="rId24"/>
+                    <a:stretch>
+                      <a:fillRect/>
+                    </a:stretch>
+                  </pic:blipFill>
+                  <pic:spPr>
+                    <a:xfrm>
+                      <a:off x="0" y="0"/>
+                      <a:ext cx="2695951" cy="628738"/>
+                    </a:xfrm>
+                    <a:prstGeom prst="rect">
+                      <a:avLst/>
+                    </a:prstGeom>
+                  </pic:spPr>
+                </pic:pic>
+              </a:graphicData>
+            </a:graphic>
+          </wp:inline>
+        </w:drawing>
+      </w:r>
+    </w:p>
+    <w:p>
+      <w:pPr>
+        <w:pStyle w:val="Heading2"/>
+        <w:ind w:firstLine="0"/>
+        <w:rPr>
+          <w:rFonts w:ascii="Times New Roman" w:hAnsi="Times New Roman" w:cs="Times New Roman"/>
+          <w:b/>
+          <w:color w:val="auto"/>
+          <w:sz w:val="26"/>
+          <w:szCs w:val="26"/>
+        </w:rPr>
+      </w:pPr>
+      <w:r>
+        <w:rPr>
+          <w:rFonts w:ascii="Times New Roman" w:hAnsi="Times New Roman" w:cs="Times New Roman"/>
+          <w:b/>
+          <w:color w:val="auto"/>
+          <w:sz w:val="26"/>
+          <w:szCs w:val="26"/>
+        </w:rPr>
+        <w:t>20</w:t>
+      </w:r>
+      <w:r>
+        <w:rPr>
+          <w:rFonts w:ascii="Times New Roman" w:hAnsi="Times New Roman" w:cs="Times New Roman"/>
+          <w:b/>
+          <w:color w:val="auto"/>
+          <w:sz w:val="26"/>
+          <w:szCs w:val="26"/>
+        </w:rPr>
+        <w:t>.</w:t>
+      </w:r>
+    </w:p>
+    <w:p>
+      <w:pPr>
+        <w:ind w:firstLine="0"/>
+      </w:pPr>
+      <w:r>
+        <w:drawing>
+          <wp:inline distT="0" distB="0" distL="0" distR="0" wp14:anchorId="53FF33CA" wp14:editId="681F021A">
+            <wp:extent cx="6115050" cy="687070"/>
+            <wp:effectExtent l="0" t="0" r="0" b="0"/>
+            <wp:docPr id="22" name="Picture 22"/>
+            <wp:cNvGraphicFramePr>
+              <a:graphicFrameLocks xmlns:a="http://schemas.openxmlformats.org/drawingml/2006/main" noChangeAspect="1"/>
+            </wp:cNvGraphicFramePr>
+            <a:graphic xmlns:a="http://schemas.openxmlformats.org/drawingml/2006/main">
+              <a:graphicData uri="http://schemas.openxmlformats.org/drawingml/2006/picture">
+                <pic:pic xmlns:pic="http://schemas.openxmlformats.org/drawingml/2006/picture">
+                  <pic:nvPicPr>
+                    <pic:cNvPr id="1" name=""/>
+                    <pic:cNvPicPr/>
+                  </pic:nvPicPr>
+                  <pic:blipFill>
+                    <a:blip r:embed="rId25"/>
+                    <a:stretch>
+                      <a:fillRect/>
+                    </a:stretch>
+                  </pic:blipFill>
+                  <pic:spPr>
+                    <a:xfrm>
+                      <a:off x="0" y="0"/>
+                      <a:ext cx="6115050" cy="687070"/>
+                    </a:xfrm>
+                    <a:prstGeom prst="rect">
+                      <a:avLst/>
+                    </a:prstGeom>
+                  </pic:spPr>
+                </pic:pic>
+              </a:graphicData>
+            </a:graphic>
+          </wp:inline>
+        </w:drawing>
+      </w:r>
+    </w:p>
+    <w:p>
+      <w:pPr>
+        <w:pStyle w:val="Heading2"/>
+        <w:ind w:firstLine="0"/>
+        <w:rPr>
+          <w:rFonts w:ascii="Times New Roman" w:hAnsi="Times New Roman" w:cs="Times New Roman"/>
+          <w:b/>
+          <w:color w:val="auto"/>
+          <w:sz w:val="26"/>
+          <w:szCs w:val="26"/>
+        </w:rPr>
+      </w:pPr>
+      <w:r>
+        <w:rPr>
+          <w:rFonts w:ascii="Times New Roman" w:hAnsi="Times New Roman" w:cs="Times New Roman"/>
+          <w:b/>
+          <w:color w:val="auto"/>
+          <w:sz w:val="26"/>
+          <w:szCs w:val="26"/>
+        </w:rPr>
+        <w:t>21</w:t>
+      </w:r>
+      <w:r>
+        <w:rPr>
+          <w:rFonts w:ascii="Times New Roman" w:hAnsi="Times New Roman" w:cs="Times New Roman"/>
+          <w:b/>
+          <w:color w:val="auto"/>
+          <w:sz w:val="26"/>
+          <w:szCs w:val="26"/>
+        </w:rPr>
+        <w:t>.</w:t>
+      </w:r>
+    </w:p>
+    <w:p>
+      <w:pPr>
+        <w:ind w:firstLine="0"/>
+      </w:pPr>
+      <w:r>
+        <w:drawing>
+          <wp:inline distT="0" distB="0" distL="0" distR="0" wp14:anchorId="10C6C0FA" wp14:editId="33E5E414">
+            <wp:extent cx="5106113" cy="476316"/>
+            <wp:effectExtent l="0" t="0" r="0" b="0"/>
+            <wp:docPr id="23" name="Picture 23"/>
+            <wp:cNvGraphicFramePr>
+              <a:graphicFrameLocks xmlns:a="http://schemas.openxmlformats.org/drawingml/2006/main" noChangeAspect="1"/>
+            </wp:cNvGraphicFramePr>
+            <a:graphic xmlns:a="http://schemas.openxmlformats.org/drawingml/2006/main">
+              <a:graphicData uri="http://schemas.openxmlformats.org/drawingml/2006/picture">
+                <pic:pic xmlns:pic="http://schemas.openxmlformats.org/drawingml/2006/picture">
+                  <pic:nvPicPr>
+                    <pic:cNvPr id="1" name=""/>
+                    <pic:cNvPicPr/>
+                  </pic:nvPicPr>
+                  <pic:blipFill>
+                    <a:blip r:embed="rId26"/>
+                    <a:stretch>
+                      <a:fillRect/>
+                    </a:stretch>
+                  </pic:blipFill>
+                  <pic:spPr>
+                    <a:xfrm>
+                      <a:off x="0" y="0"/>
+                      <a:ext cx="5106113" cy="476316"/>
+                    </a:xfrm>
+                    <a:prstGeom prst="rect">
+                      <a:avLst/>
+                    </a:prstGeom>
+                  </pic:spPr>
+                </pic:pic>
+              </a:graphicData>
+            </a:graphic>
+          </wp:inline>
+        </w:drawing>
+      </w:r>
+    </w:p>
+    <w:p>
+      <w:pPr>
+        <w:pStyle w:val="Heading2"/>
+        <w:ind w:firstLine="0"/>
+        <w:rPr>
+          <w:rFonts w:ascii="Times New Roman" w:hAnsi="Times New Roman" w:cs="Times New Roman"/>
+          <w:b/>
+          <w:color w:val="auto"/>
+          <w:sz w:val="26"/>
+          <w:szCs w:val="26"/>
+        </w:rPr>
+      </w:pPr>
+      <w:r>
+        <w:rPr>
+          <w:rFonts w:ascii="Times New Roman" w:hAnsi="Times New Roman" w:cs="Times New Roman"/>
+          <w:b/>
+          <w:color w:val="auto"/>
+          <w:sz w:val="26"/>
+          <w:szCs w:val="26"/>
+        </w:rPr>
+        <w:t>2</w:t>
+      </w:r>
+      <w:r>
+        <w:rPr>
+          <w:rFonts w:ascii="Times New Roman" w:hAnsi="Times New Roman" w:cs="Times New Roman"/>
+          <w:b/>
+          <w:color w:val="auto"/>
+          <w:sz w:val="26"/>
+          <w:szCs w:val="26"/>
+        </w:rPr>
+        <w:t>2</w:t>
+      </w:r>
+      <w:r>
+        <w:rPr>
+          <w:rFonts w:ascii="Times New Roman" w:hAnsi="Times New Roman" w:cs="Times New Roman"/>
+          <w:b/>
+          <w:color w:val="auto"/>
+          <w:sz w:val="26"/>
+          <w:szCs w:val="26"/>
+        </w:rPr>
+        <w:t>.</w:t>
+      </w:r>
+    </w:p>
+    <w:p>
+      <w:pPr>
+        <w:ind w:firstLine="0"/>
+      </w:pPr>
+      <w:r>
+        <w:drawing>
+          <wp:inline distT="0" distB="0" distL="0" distR="0" wp14:anchorId="35C23085" wp14:editId="71F1F6A0">
+            <wp:extent cx="6115050" cy="735330"/>
+            <wp:effectExtent l="0" t="0" r="0" b="7620"/>
+            <wp:docPr id="24" name="Picture 24"/>
+            <wp:cNvGraphicFramePr>
+              <a:graphicFrameLocks xmlns:a="http://schemas.openxmlformats.org/drawingml/2006/main" noChangeAspect="1"/>
+            </wp:cNvGraphicFramePr>
+            <a:graphic xmlns:a="http://schemas.openxmlformats.org/drawingml/2006/main">
+              <a:graphicData uri="http://schemas.openxmlformats.org/drawingml/2006/picture">
+                <pic:pic xmlns:pic="http://schemas.openxmlformats.org/drawingml/2006/picture">
+                  <pic:nvPicPr>
+                    <pic:cNvPr id="1" name=""/>
+                    <pic:cNvPicPr/>
+                  </pic:nvPicPr>
+                  <pic:blipFill>
+                    <a:blip r:embed="rId27"/>
+                    <a:stretch>
+                      <a:fillRect/>
+                    </a:stretch>
+                  </pic:blipFill>
+                  <pic:spPr>
+                    <a:xfrm>
+                      <a:off x="0" y="0"/>
+                      <a:ext cx="6115050" cy="735330"/>
+                    </a:xfrm>
+                    <a:prstGeom prst="rect">
+                      <a:avLst/>
+                    </a:prstGeom>
+                  </pic:spPr>
+                </pic:pic>
+              </a:graphicData>
+            </a:graphic>
+          </wp:inline>
+        </w:drawing>
+      </w:r>
+    </w:p>
+    <w:p>
+      <w:pPr>
+        <w:pStyle w:val="Heading2"/>
+        <w:ind w:firstLine="0"/>
+        <w:rPr>
+          <w:rFonts w:ascii="Times New Roman" w:hAnsi="Times New Roman" w:cs="Times New Roman"/>
+          <w:b/>
+          <w:color w:val="auto"/>
+          <w:sz w:val="26"/>
+          <w:szCs w:val="26"/>
+        </w:rPr>
+      </w:pPr>
+      <w:r>
+        <w:rPr>
+          <w:rFonts w:ascii="Times New Roman" w:hAnsi="Times New Roman" w:cs="Times New Roman"/>
+          <w:b/>
+          <w:color w:val="auto"/>
+          <w:sz w:val="26"/>
+          <w:szCs w:val="26"/>
+        </w:rPr>
+        <w:lastRenderedPageBreak/>
+        <w:t>2</w:t>
+      </w:r>
+      <w:r>
+        <w:rPr>
+          <w:rFonts w:ascii="Times New Roman" w:hAnsi="Times New Roman" w:cs="Times New Roman"/>
+          <w:b/>
+          <w:color w:val="auto"/>
+          <w:sz w:val="26"/>
+          <w:szCs w:val="26"/>
+        </w:rPr>
+        <w:t>3</w:t>
+      </w:r>
+      <w:r>
+        <w:rPr>
+          <w:rFonts w:ascii="Times New Roman" w:hAnsi="Times New Roman" w:cs="Times New Roman"/>
+          <w:b/>
+          <w:color w:val="auto"/>
+          <w:sz w:val="26"/>
+          <w:szCs w:val="26"/>
+        </w:rPr>
+        <w:t>.</w:t>
+      </w:r>
+    </w:p>
+    <w:p>
+      <w:pPr>
+        <w:ind w:firstLine="0"/>
+      </w:pPr>
+      <w:r>
+        <w:rPr>
+          <w:noProof/>
+        </w:rPr>
+        <w:drawing>
+          <wp:inline distT="0" distB="0" distL="0" distR="0" wp14:anchorId="3B4C0D9A" wp14:editId="6FB2AC7A">
+            <wp:extent cx="3304762" cy="942857"/>
+            <wp:effectExtent l="0" t="0" r="0" b="0"/>
+            <wp:docPr id="25" name="Picture 25"/>
+            <wp:cNvGraphicFramePr>
+              <a:graphicFrameLocks xmlns:a="http://schemas.openxmlformats.org/drawingml/2006/main" noChangeAspect="1"/>
+            </wp:cNvGraphicFramePr>
+            <a:graphic xmlns:a="http://schemas.openxmlformats.org/drawingml/2006/main">
+              <a:graphicData uri="http://schemas.openxmlformats.org/drawingml/2006/picture">
+                <pic:pic xmlns:pic="http://schemas.openxmlformats.org/drawingml/2006/picture">
+                  <pic:nvPicPr>
+                    <pic:cNvPr id="1" name=""/>
+                    <pic:cNvPicPr/>
+                  </pic:nvPicPr>
+                  <pic:blipFill>
+                    <a:blip r:embed="rId28"/>
+                    <a:stretch>
+                      <a:fillRect/>
+                    </a:stretch>
+                  </pic:blipFill>
+                  <pic:spPr>
+                    <a:xfrm>
+                      <a:off x="0" y="0"/>
+                      <a:ext cx="3304762" cy="942857"/>
+                    </a:xfrm>
+                    <a:prstGeom prst="rect">
+                      <a:avLst/>
+                    </a:prstGeom>
+                  </pic:spPr>
+                </pic:pic>
+              </a:graphicData>
+            </a:graphic>
+          </wp:inline>
+        </w:drawing>
+      </w:r>
+    </w:p>
+    <w:p>
+      <w:pPr>
+        <w:pStyle w:val="Heading2"/>
+        <w:ind w:firstLine="0"/>
+        <w:rPr>
+          <w:rFonts w:ascii="Times New Roman" w:hAnsi="Times New Roman" w:cs="Times New Roman"/>
+          <w:b/>
+          <w:color w:val="auto"/>
+          <w:sz w:val="26"/>
+          <w:szCs w:val="26"/>
+        </w:rPr>
+      </w:pPr>
+      <w:r>
+        <w:rPr>
+          <w:rFonts w:ascii="Times New Roman" w:hAnsi="Times New Roman" w:cs="Times New Roman"/>
+          <w:b/>
+          <w:color w:val="auto"/>
+          <w:sz w:val="26"/>
+          <w:szCs w:val="26"/>
+        </w:rPr>
+        <w:t>2</w:t>
+      </w:r>
+      <w:r>
+        <w:rPr>
+          <w:rFonts w:ascii="Times New Roman" w:hAnsi="Times New Roman" w:cs="Times New Roman"/>
+          <w:b/>
+          <w:color w:val="auto"/>
+          <w:sz w:val="26"/>
+          <w:szCs w:val="26"/>
+        </w:rPr>
+        <w:t>4</w:t>
+      </w:r>
+      <w:r>
+        <w:rPr>
+          <w:rFonts w:ascii="Times New Roman" w:hAnsi="Times New Roman" w:cs="Times New Roman"/>
+          <w:b/>
+          <w:color w:val="auto"/>
+          <w:sz w:val="26"/>
+          <w:szCs w:val="26"/>
+        </w:rPr>
+        <w:t>.</w:t>
+      </w:r>
+    </w:p>
+    <w:p>
+      <w:pPr>
+        <w:ind w:firstLine="0"/>
+      </w:pPr>
+      <w:r>
+        <w:drawing>
+          <wp:inline distT="0" distB="0" distL="0" distR="0" wp14:anchorId="410EBD18" wp14:editId="6D790A79">
+            <wp:extent cx="4972744" cy="419158"/>
+            <wp:effectExtent l="0" t="0" r="0" b="0"/>
+            <wp:docPr id="26" name="Picture 26"/>
+            <wp:cNvGraphicFramePr>
+              <a:graphicFrameLocks xmlns:a="http://schemas.openxmlformats.org/drawingml/2006/main" noChangeAspect="1"/>
+            </wp:cNvGraphicFramePr>
+            <a:graphic xmlns:a="http://schemas.openxmlformats.org/drawingml/2006/main">
+              <a:graphicData uri="http://schemas.openxmlformats.org/drawingml/2006/picture">
+                <pic:pic xmlns:pic="http://schemas.openxmlformats.org/drawingml/2006/picture">
+                  <pic:nvPicPr>
+                    <pic:cNvPr id="1" name=""/>
+                    <pic:cNvPicPr/>
+                  </pic:nvPicPr>
+                  <pic:blipFill>
+                    <a:blip r:embed="rId29"/>
+                    <a:stretch>
+                      <a:fillRect/>
+                    </a:stretch>
+                  </pic:blipFill>
+                  <pic:spPr>
+                    <a:xfrm>
+                      <a:off x="0" y="0"/>
+                      <a:ext cx="4972744" cy="419158"/>
+                    </a:xfrm>
+                    <a:prstGeom prst="rect">
+                      <a:avLst/>
+                    </a:prstGeom>
+                  </pic:spPr>
+                </pic:pic>
+              </a:graphicData>
+            </a:graphic>
+          </wp:inline>
+        </w:drawing>
+      </w:r>
+    </w:p>
+    <w:p>
+      <w:pPr>
+        <w:pStyle w:val="Heading2"/>
+        <w:ind w:firstLine="0"/>
+        <w:rPr>
+          <w:rFonts w:ascii="Times New Roman" w:hAnsi="Times New Roman" w:cs="Times New Roman"/>
+          <w:b/>
+          <w:color w:val="auto"/>
+          <w:sz w:val="26"/>
+          <w:szCs w:val="26"/>
+        </w:rPr>
+      </w:pPr>
+      <w:r>
+        <w:rPr>
+          <w:rFonts w:ascii="Times New Roman" w:hAnsi="Times New Roman" w:cs="Times New Roman"/>
+          <w:b/>
+          <w:color w:val="auto"/>
+          <w:sz w:val="26"/>
+          <w:szCs w:val="26"/>
+        </w:rPr>
+        <w:t>2</w:t>
+      </w:r>
+      <w:r>
+        <w:rPr>
+          <w:rFonts w:ascii="Times New Roman" w:hAnsi="Times New Roman" w:cs="Times New Roman"/>
+          <w:b/>
+          <w:color w:val="auto"/>
+          <w:sz w:val="26"/>
+          <w:szCs w:val="26"/>
+        </w:rPr>
+        <w:t>5</w:t>
+      </w:r>
+      <w:r>
+        <w:rPr>
+          <w:rFonts w:ascii="Times New Roman" w:hAnsi="Times New Roman" w:cs="Times New Roman"/>
+          <w:b/>
+          <w:color w:val="auto"/>
+          <w:sz w:val="26"/>
+          <w:szCs w:val="26"/>
+        </w:rPr>
+        <w:t>.</w:t>
+      </w:r>
+    </w:p>
+    <w:p>
+      <w:pPr>
+        <w:ind w:firstLine="0"/>
+      </w:pPr>
+      <w:r>
+        <w:drawing>
+          <wp:inline distT="0" distB="0" distL="0" distR="0" wp14:anchorId="5B743BB6" wp14:editId="15239CF9">
+            <wp:extent cx="6011114" cy="438211"/>
+            <wp:effectExtent l="0" t="0" r="8890" b="0"/>
+            <wp:docPr id="27" name="Picture 27"/>
+            <wp:cNvGraphicFramePr>
+              <a:graphicFrameLocks xmlns:a="http://schemas.openxmlformats.org/drawingml/2006/main" noChangeAspect="1"/>
+            </wp:cNvGraphicFramePr>
+            <a:graphic xmlns:a="http://schemas.openxmlformats.org/drawingml/2006/main">
+              <a:graphicData uri="http://schemas.openxmlformats.org/drawingml/2006/picture">
+                <pic:pic xmlns:pic="http://schemas.openxmlformats.org/drawingml/2006/picture">
+                  <pic:nvPicPr>
+                    <pic:cNvPr id="1" name=""/>
+                    <pic:cNvPicPr/>
+                  </pic:nvPicPr>
+                  <pic:blipFill>
+                    <a:blip r:embed="rId30"/>
+                    <a:stretch>
+                      <a:fillRect/>
+                    </a:stretch>
+                  </pic:blipFill>
+                  <pic:spPr>
+                    <a:xfrm>
+                      <a:off x="0" y="0"/>
+                      <a:ext cx="6011114" cy="438211"/>
+                    </a:xfrm>
+                    <a:prstGeom prst="rect">
+                      <a:avLst/>
+                    </a:prstGeom>
+                  </pic:spPr>
+                </pic:pic>
+              </a:graphicData>
+            </a:graphic>
+          </wp:inline>
+        </w:drawing>
+      </w:r>
+    </w:p>
+    <w:p>
+      <w:pPr>
+        <w:pStyle w:val="Heading2"/>
+        <w:ind w:firstLine="0"/>
+        <w:rPr>
+          <w:rFonts w:ascii="Times New Roman" w:hAnsi="Times New Roman" w:cs="Times New Roman"/>
+          <w:b/>
+          <w:color w:val="auto"/>
+          <w:sz w:val="26"/>
+          <w:szCs w:val="26"/>
+        </w:rPr>
+      </w:pPr>
+      <w:r>
+        <w:rPr>
+          <w:rFonts w:ascii="Times New Roman" w:hAnsi="Times New Roman" w:cs="Times New Roman"/>
+          <w:b/>
+          <w:color w:val="auto"/>
+          <w:sz w:val="26"/>
+          <w:szCs w:val="26"/>
+        </w:rPr>
+        <w:t>2</w:t>
+      </w:r>
+      <w:r>
+        <w:rPr>
+          <w:rFonts w:ascii="Times New Roman" w:hAnsi="Times New Roman" w:cs="Times New Roman"/>
+          <w:b/>
+          <w:color w:val="auto"/>
+          <w:sz w:val="26"/>
+          <w:szCs w:val="26"/>
+        </w:rPr>
+        <w:t>6</w:t>
+      </w:r>
+      <w:r>
+        <w:rPr>
+          <w:rFonts w:ascii="Times New Roman" w:hAnsi="Times New Roman" w:cs="Times New Roman"/>
+          <w:b/>
+          <w:color w:val="auto"/>
+          <w:sz w:val="26"/>
+          <w:szCs w:val="26"/>
+        </w:rPr>
+        <w:t>.</w:t>
+      </w:r>
+    </w:p>
+    <w:p>
+      <w:pPr>
+        <w:ind w:firstLine="0"/>
+      </w:pPr>
+      <w:r>
+        <w:drawing>
+          <wp:inline distT="0" distB="0" distL="0" distR="0" wp14:anchorId="34540659" wp14:editId="16846059">
+            <wp:extent cx="4696480" cy="600159"/>
+            <wp:effectExtent l="0" t="0" r="0" b="9525"/>
+            <wp:docPr id="29" name="Picture 29"/>
+            <wp:cNvGraphicFramePr>
+              <a:graphicFrameLocks xmlns:a="http://schemas.openxmlformats.org/drawingml/2006/main" noChangeAspect="1"/>
+            </wp:cNvGraphicFramePr>
+            <a:graphic xmlns:a="http://schemas.openxmlformats.org/drawingml/2006/main">
+              <a:graphicData uri="http://schemas.openxmlformats.org/drawingml/2006/picture">
+                <pic:pic xmlns:pic="http://schemas.openxmlformats.org/drawingml/2006/picture">
+                  <pic:nvPicPr>
+                    <pic:cNvPr id="1" name=""/>
+                    <pic:cNvPicPr/>
+                  </pic:nvPicPr>
+                  <pic:blipFill>
+                    <a:blip r:embed="rId31"/>
+                    <a:stretch>
+                      <a:fillRect/>
+                    </a:stretch>
+                  </pic:blipFill>
+                  <pic:spPr>
+                    <a:xfrm>
+                      <a:off x="0" y="0"/>
+                      <a:ext cx="4696480" cy="600159"/>
+                    </a:xfrm>
+                    <a:prstGeom prst="rect">
+                      <a:avLst/>
+                    </a:prstGeom>
+                  </pic:spPr>
+                </pic:pic>
+              </a:graphicData>
+            </a:graphic>
+          </wp:inline>
+        </w:drawing>
+      </w:r>
+    </w:p>
+    <w:p>
+      <w:pPr>
+        <w:pStyle w:val="Heading2"/>
+        <w:ind w:firstLine="0"/>
+        <w:rPr>
+          <w:rFonts w:ascii="Times New Roman" w:hAnsi="Times New Roman" w:cs="Times New Roman"/>
+          <w:b/>
+          <w:color w:val="auto"/>
+          <w:sz w:val="26"/>
+          <w:szCs w:val="26"/>
+        </w:rPr>
+      </w:pPr>
+      <w:r>
+        <w:rPr>
+          <w:rFonts w:ascii="Times New Roman" w:hAnsi="Times New Roman" w:cs="Times New Roman"/>
+          <w:b/>
+          <w:color w:val="auto"/>
+          <w:sz w:val="26"/>
+          <w:szCs w:val="26"/>
+        </w:rPr>
+        <w:t>2</w:t>
+      </w:r>
+      <w:r>
+        <w:rPr>
+          <w:rFonts w:ascii="Times New Roman" w:hAnsi="Times New Roman" w:cs="Times New Roman"/>
+          <w:b/>
+          <w:color w:val="auto"/>
+          <w:sz w:val="26"/>
+          <w:szCs w:val="26"/>
+        </w:rPr>
+        <w:t>7</w:t>
+      </w:r>
+      <w:r>
+        <w:rPr>
+          <w:rFonts w:ascii="Times New Roman" w:hAnsi="Times New Roman" w:cs="Times New Roman"/>
+          <w:b/>
+          <w:color w:val="auto"/>
+          <w:sz w:val="26"/>
+          <w:szCs w:val="26"/>
+        </w:rPr>
+        <w:t>.</w:t>
+      </w:r>
+    </w:p>
+    <w:p>
+      <w:pPr>
+        <w:ind w:firstLine="0"/>
+      </w:pPr>
+      <w:r>
+        <w:drawing>
+          <wp:inline distT="0" distB="0" distL="0" distR="0" wp14:anchorId="551545F3" wp14:editId="2C295AD0">
+            <wp:extent cx="4963218" cy="409632"/>
+            <wp:effectExtent l="0" t="0" r="8890" b="9525"/>
+            <wp:docPr id="30" name="Picture 30"/>
+            <wp:cNvGraphicFramePr>
+              <a:graphicFrameLocks xmlns:a="http://schemas.openxmlformats.org/drawingml/2006/main" noChangeAspect="1"/>
+            </wp:cNvGraphicFramePr>
+            <a:graphic xmlns:a="http://schemas.openxmlformats.org/drawingml/2006/main">
+              <a:graphicData uri="http://schemas.openxmlformats.org/drawingml/2006/picture">
+                <pic:pic xmlns:pic="http://schemas.openxmlformats.org/drawingml/2006/picture">
+                  <pic:nvPicPr>
+                    <pic:cNvPr id="1" name=""/>
+                    <pic:cNvPicPr/>
+                  </pic:nvPicPr>
+                  <pic:blipFill>
+                    <a:blip r:embed="rId32"/>
+                    <a:stretch>
+                      <a:fillRect/>
+                    </a:stretch>
+                  </pic:blipFill>
+                  <pic:spPr>
+                    <a:xfrm>
+                      <a:off x="0" y="0"/>
+                      <a:ext cx="4963218" cy="409632"/>
+                    </a:xfrm>
+                    <a:prstGeom prst="rect">
+                      <a:avLst/>
+                    </a:prstGeom>
+                  </pic:spPr>
+                </pic:pic>
+              </a:graphicData>
+            </a:graphic>
+          </wp:inline>
+        </w:drawing>
+      </w:r>
+    </w:p>
+    <w:p>
+      <w:pPr>
+        <w:pStyle w:val="Heading2"/>
+        <w:ind w:firstLine="0"/>
+        <w:rPr>
+          <w:rFonts w:ascii="Times New Roman" w:hAnsi="Times New Roman" w:cs="Times New Roman"/>
+          <w:b/>
+          <w:color w:val="auto"/>
+          <w:sz w:val="26"/>
+          <w:szCs w:val="26"/>
+        </w:rPr>
+      </w:pPr>
+      <w:r>
+        <w:rPr>
+          <w:rFonts w:ascii="Times New Roman" w:hAnsi="Times New Roman" w:cs="Times New Roman"/>
+          <w:b/>
+          <w:color w:val="auto"/>
+          <w:sz w:val="26"/>
+          <w:szCs w:val="26"/>
+        </w:rPr>
+        <w:t>2</w:t>
+      </w:r>
+      <w:r>
+        <w:rPr>
+          <w:rFonts w:ascii="Times New Roman" w:hAnsi="Times New Roman" w:cs="Times New Roman"/>
+          <w:b/>
+          <w:color w:val="auto"/>
+          <w:sz w:val="26"/>
+          <w:szCs w:val="26"/>
+        </w:rPr>
+        <w:t>8</w:t>
+      </w:r>
+      <w:r>
+        <w:rPr>
+          <w:rFonts w:ascii="Times New Roman" w:hAnsi="Times New Roman" w:cs="Times New Roman"/>
+          <w:b/>
+          <w:color w:val="auto"/>
+          <w:sz w:val="26"/>
+          <w:szCs w:val="26"/>
+        </w:rPr>
+        <w:t>.</w:t>
+      </w:r>
+    </w:p>
+    <w:p>
+      <w:pPr>
+        <w:ind w:firstLine="0"/>
+      </w:pPr>
+      <w:r>
+        <w:drawing>
+          <wp:inline distT="0" distB="0" distL="0" distR="0" wp14:anchorId="5BFE85CF" wp14:editId="2A49F54F">
+            <wp:extent cx="6115050" cy="3709670"/>
+            <wp:effectExtent l="0" t="0" r="0" b="5080"/>
+            <wp:docPr id="31" name="Picture 31"/>
+            <wp:cNvGraphicFramePr>
+              <a:graphicFrameLocks xmlns:a="http://schemas.openxmlformats.org/drawingml/2006/main" noChangeAspect="1"/>
+            </wp:cNvGraphicFramePr>
+            <a:graphic xmlns:a="http://schemas.openxmlformats.org/drawingml/2006/main">
+              <a:graphicData uri="http://schemas.openxmlformats.org/drawingml/2006/picture">
+                <pic:pic xmlns:pic="http://schemas.openxmlformats.org/drawingml/2006/picture">
+                  <pic:nvPicPr>
+                    <pic:cNvPr id="1" name=""/>
+                    <pic:cNvPicPr/>
+                  </pic:nvPicPr>
+                  <pic:blipFill>
+                    <a:blip r:embed="rId33"/>
+                    <a:stretch>
+                      <a:fillRect/>
+                    </a:stretch>
+                  </pic:blipFill>
+                  <pic:spPr>
+                    <a:xfrm>
+                      <a:off x="0" y="0"/>
+                      <a:ext cx="6115050" cy="3709670"/>
+                    </a:xfrm>
+                    <a:prstGeom prst="rect">
+                      <a:avLst/>
+                    </a:prstGeom>
+                  </pic:spPr>
+                </pic:pic>
+              </a:graphicData>
+            </a:graphic>
+          </wp:inline>
+        </w:drawing>
+      </w:r>
+    </w:p>
+    <w:p>
+      <w:pPr>
+        <w:pStyle w:val="Heading2"/>
+        <w:ind w:firstLine="0"/>
+        <w:rPr>
+          <w:rFonts w:ascii="Times New Roman" w:hAnsi="Times New Roman" w:cs="Times New Roman"/>
+          <w:b/>
+          <w:color w:val="auto"/>
+          <w:sz w:val="26"/>
+          <w:szCs w:val="26"/>
+        </w:rPr>
+      </w:pPr>
+      <w:r>
+        <w:rPr>
+          <w:rFonts w:ascii="Times New Roman" w:hAnsi="Times New Roman" w:cs="Times New Roman"/>
+          <w:b/>
+          <w:color w:val="auto"/>
+          <w:sz w:val="26"/>
+          <w:szCs w:val="26"/>
+        </w:rPr>
+        <w:lastRenderedPageBreak/>
+        <w:t>2</w:t>
+      </w:r>
+      <w:r>
+        <w:rPr>
+          <w:rFonts w:ascii="Times New Roman" w:hAnsi="Times New Roman" w:cs="Times New Roman"/>
+          <w:b/>
+          <w:color w:val="auto"/>
+          <w:sz w:val="26"/>
+          <w:szCs w:val="26"/>
+        </w:rPr>
+        <w:t>9</w:t>
+      </w:r>
+      <w:r>
+        <w:rPr>
+          <w:rFonts w:ascii="Times New Roman" w:hAnsi="Times New Roman" w:cs="Times New Roman"/>
+          <w:b/>
+          <w:color w:val="auto"/>
+          <w:sz w:val="26"/>
+          <w:szCs w:val="26"/>
+        </w:rPr>
+        <w:t>_30_31</w:t>
+      </w:r>
+      <w:r>
+        <w:rPr>
+          <w:rFonts w:ascii="Times New Roman" w:hAnsi="Times New Roman" w:cs="Times New Roman"/>
+          <w:b/>
+          <w:color w:val="auto"/>
+          <w:sz w:val="26"/>
+          <w:szCs w:val="26"/>
+        </w:rPr>
+        <w:t>.</w:t>
+      </w:r>
+    </w:p>
+    <w:p>
+      <w:pPr>
+        <w:ind w:firstLine="0"/>
+      </w:pPr>
+      <w:r>
+        <w:drawing>
+          <wp:inline distT="0" distB="0" distL="0" distR="0" wp14:anchorId="415A5542" wp14:editId="40DBDF40">
+            <wp:extent cx="6115050" cy="3439795"/>
+            <wp:effectExtent l="0" t="0" r="0" b="8255"/>
+            <wp:docPr id="32" name="Picture 32"/>
+            <wp:cNvGraphicFramePr>
+              <a:graphicFrameLocks xmlns:a="http://schemas.openxmlformats.org/drawingml/2006/main" noChangeAspect="1"/>
+            </wp:cNvGraphicFramePr>
+            <a:graphic xmlns:a="http://schemas.openxmlformats.org/drawingml/2006/main">
+              <a:graphicData uri="http://schemas.openxmlformats.org/drawingml/2006/picture">
+                <pic:pic xmlns:pic="http://schemas.openxmlformats.org/drawingml/2006/picture">
+                  <pic:nvPicPr>
+                    <pic:cNvPr id="1" name=""/>
+                    <pic:cNvPicPr/>
+                  </pic:nvPicPr>
+                  <pic:blipFill>
+                    <a:blip r:embed="rId34"/>
+                    <a:stretch>
+                      <a:fillRect/>
+                    </a:stretch>
+                  </pic:blipFill>
+                  <pic:spPr>
+                    <a:xfrm>
+                      <a:off x="0" y="0"/>
+                      <a:ext cx="6115050" cy="3439795"/>
+                    </a:xfrm>
+                    <a:prstGeom prst="rect">
+                      <a:avLst/>
+                    </a:prstGeom>
+                  </pic:spPr>
+                </pic:pic>
+              </a:graphicData>
+            </a:graphic>
+          </wp:inline>
+        </w:drawing>
+      </w:r>
       <w:bookmarkStart w:id="0" w:name="_GoBack"/>
       <w:bookmarkEnd w:id="0"/>
     </w:p>
@@ -821,7 +3082,7 @@
     <w:link w:val="Heading1Char"/>
     <w:uiPriority w:val="9"/>
     <w:qFormat/>
-    <w:rsid w:val="006960C4"/>
+    <w:rsid w:val="009F4C69"/>
     <w:pPr>
       <w:keepNext/>
       <w:keepLines/>
@@ -829,9 +3090,9 @@
       <w:outlineLvl w:val="0"/>
     </w:pPr>
     <w:rPr>
-      <w:rFonts w:asciiTheme="majorHAnsi" w:eastAsiaTheme="majorEastAsia" w:hAnsiTheme="majorHAnsi" w:cstheme="majorBidi"/>
-      <w:color w:val="0F4761" w:themeColor="accent1" w:themeShade="BF"/>
-      <w:sz w:val="40"/>
+      <w:rFonts w:ascii="Times New Roman" w:eastAsiaTheme="majorEastAsia" w:hAnsi="Times New Roman" w:cstheme="majorBidi"/>
+      <w:b/>
+      <w:sz w:val="26"/>
       <w:szCs w:val="40"/>
     </w:rPr>
   </w:style>
@@ -841,7 +3102,6 @@
     <w:next w:val="Normal"/>
     <w:link w:val="Heading2Char"/>
     <w:uiPriority w:val="9"/>
-    <w:semiHidden/>
     <w:unhideWhenUsed/>
     <w:qFormat/>
     <w:rsid w:val="006960C4"/>
@@ -1045,11 +3305,11 @@
     <w:basedOn w:val="DefaultParagraphFont"/>
     <w:link w:val="Heading1"/>
     <w:uiPriority w:val="9"/>
-    <w:rsid w:val="006960C4"/>
+    <w:rsid w:val="009F4C69"/>
     <w:rPr>
-      <w:rFonts w:asciiTheme="majorHAnsi" w:eastAsiaTheme="majorEastAsia" w:hAnsiTheme="majorHAnsi" w:cstheme="majorBidi"/>
-      <w:color w:val="0F4761" w:themeColor="accent1" w:themeShade="BF"/>
-      <w:sz w:val="40"/>
+      <w:rFonts w:ascii="Times New Roman" w:eastAsiaTheme="majorEastAsia" w:hAnsi="Times New Roman" w:cstheme="majorBidi"/>
+      <w:b/>
+      <w:sz w:val="26"/>
       <w:szCs w:val="40"/>
     </w:rPr>
   </w:style>
@@ -1058,7 +3318,6 @@
     <w:basedOn w:val="DefaultParagraphFont"/>
     <w:link w:val="Heading2"/>
     <w:uiPriority w:val="9"/>
-    <w:semiHidden/>
     <w:rsid w:val="006960C4"/>
     <w:rPr>
       <w:rFonts w:asciiTheme="majorHAnsi" w:eastAsiaTheme="majorEastAsia" w:hAnsiTheme="majorHAnsi" w:cstheme="majorBidi"/>
@@ -1374,6 +3633,36 @@
       <w:szCs w:val="20"/>
     </w:rPr>
   </w:style>
+  <w:style w:type="paragraph" w:styleId="BalloonText">
+    <w:name w:val="Balloon Text"/>
+    <w:basedOn w:val="Normal"/>
+    <w:link w:val="BalloonTextChar"/>
+    <w:uiPriority w:val="99"/>
+    <w:semiHidden/>
+    <w:unhideWhenUsed/>
+    <w:rsid w:val="00E15532"/>
+    <w:pPr>
+      <w:spacing w:after="0" w:line="240" w:lineRule="auto"/>
+    </w:pPr>
+    <w:rPr>
+      <w:rFonts w:ascii="Segoe UI" w:hAnsi="Segoe UI" w:cs="Segoe UI"/>
+      <w:sz w:val="18"/>
+      <w:szCs w:val="18"/>
+    </w:rPr>
+  </w:style>
+  <w:style w:type="character" w:customStyle="1" w:styleId="BalloonTextChar">
+    <w:name w:val="Balloon Text Char"/>
+    <w:basedOn w:val="DefaultParagraphFont"/>
+    <w:link w:val="BalloonText"/>
+    <w:uiPriority w:val="99"/>
+    <w:semiHidden/>
+    <w:rsid w:val="00E15532"/>
+    <w:rPr>
+      <w:rFonts w:ascii="Segoe UI" w:hAnsi="Segoe UI" w:cs="Segoe UI"/>
+      <w:sz w:val="18"/>
+      <w:szCs w:val="18"/>
+    </w:rPr>
+  </w:style>
 </w:styles>
 </file>
 
@@ -1670,4 +3959,16 @@
     </a:ext>
   </a:extLst>
 </a:theme>
+</file>
+
+<file path=customXml/item1.xml><?xml version="1.0" encoding="utf-8"?>
+<b:Sources xmlns:b="http://schemas.openxmlformats.org/officeDocument/2006/bibliography" xmlns="http://schemas.openxmlformats.org/officeDocument/2006/bibliography" SelectedStyle="\APASixthEditionOfficeOnline.xsl" StyleName="APA" Version="6"/>
+</file>
+
+<file path=customXml/itemProps1.xml><?xml version="1.0" encoding="utf-8"?>
+<ds:datastoreItem xmlns:ds="http://schemas.openxmlformats.org/officeDocument/2006/customXml" ds:itemID="{0EB34AD9-4DDD-4711-9BC9-24EF775CB965}">
+  <ds:schemaRefs>
+    <ds:schemaRef ds:uri="http://schemas.openxmlformats.org/officeDocument/2006/bibliography"/>
+  </ds:schemaRefs>
+</ds:datastoreItem>
 </file>